--- a/state-vignettes/virginia_highway_report.docx
+++ b/state-vignettes/virginia_highway_report.docx
@@ -7,6 +7,9 @@
         <w:pStyle w:val="Heading1"/>
       </w:pPr>
       <w:r>
+        <w:rPr>
+          <w:color w:val="FF5500"/>
+        </w:rPr>
         <w:t>Virginia Ranks 1st in the Nation in Highway Performance and Cost-Effectiveness</w:t>
       </w:r>
     </w:p>
@@ -17,7 +20,7 @@
     </w:p>
     <w:p>
       <w:r>
-        <w:t xml:space="preserve">According to the Annual Highway Report by Reason Foundation, this is a change from the state's previous rankings. </w:t>
+        <w:t>According to the Annual Highway Report by Reason Foundation, this is a change from the state's previous rankings.</w:t>
       </w:r>
     </w:p>
     <w:p>
@@ -27,7 +30,7 @@
     </w:p>
     <w:p>
       <w:r>
-        <w:t>Virginia ranks 38th out of the 50 states in traffic congestion, and its drivers spend 12.52 hours a year stuck in traffic congestion.</w:t>
+        <w:t>Virginia ranks 38th out of the 50 states in traffic congestion, and its drivers spend 32.82 hours a year stuck in traffic congestion.</w:t>
       </w:r>
     </w:p>
     <w:p>
@@ -37,12 +40,17 @@
     </w:p>
     <w:p>
       <w:r>
-        <w:t>Compared to last year, Virginia has the following notable changes in rankings: Other Fatality Rate worsened by 10.0 points, from 16 to 26; Rural Fatality Rate improved by 6.0 points, from 35 to 29; Urban Fatality Rate improved by 17.0 points, from 23 to 6; Urban Interstate Pavement Condition improved by 5.0 points, from 26 to 21.</w:t>
+        <w:t>Compared to last year, Virginia has the following notable changes in rankings: Other Fatality Rate worsened by 10 points, from 16 to 26; Rural Fatality Rate improved by 6 points, from 35 to 29; Urban Fatality Rate improved by 17 points, from 23 to 6; Urban Interstate Pavement Condition improved by 5 points, from 26 to 21.</w:t>
       </w:r>
     </w:p>
     <w:p>
       <w:r>
-        <w:t>Compared to neighboring and nearby states, Virginia’s overall highway performance is better than Tennessee (12th), North Carolina (4th), West Virginia (30th), Maryland (34th), and Kentucky (15th). Comparing its overall performance to similarly populated states, Virginia ranks better than New Jersey (40th) and Washington (48th).</w:t>
+        <w:t>Compared to neighboring and nearby states, Virginia’s overall highway performance is better than Tennessee (12th), North Carolina (4th), West Virginia (30th), Maryland (34th), and Kentucky (15th).</w:t>
+      </w:r>
+    </w:p>
+    <w:p>
+      <w:r>
+        <w:t>Comparing its overall performance to similarly populated states, Virginia ranks better than New Jersey (40th) and Washington (48th).</w:t>
       </w:r>
     </w:p>
     <w:p>
@@ -53,6 +61,518 @@
     <w:p>
       <w:r>
         <w:t>“Virginia should focus on reducing Urbanized Area Congestion and Rural Fatality Rate, its two weakest metrics,” said Baruch Feigenbaum, lead author of the 28th Annual Highway Report and senior managing director of transportation policy at Reason Foundation.</w:t>
+      </w:r>
+    </w:p>
+    <w:p>
+      <w:r>
+        <w:rPr>
+          <w:b/>
+          <w:color w:val="FF5500"/>
+          <w:sz w:val="28"/>
+        </w:rPr>
+        <w:t>VIRGINIA’S RANKINGS IN THE 29TH ANNUAL HIGHWAY REPORT</w:t>
+      </w:r>
+    </w:p>
+    <w:tbl>
+      <w:tblPr>
+        <w:tblW w:type="auto" w:w="0"/>
+        <w:tblLayout w:type="autofit"/>
+        <w:tblLook w:firstColumn="1" w:firstRow="1" w:lastColumn="0" w:lastRow="0" w:noHBand="0" w:noVBand="1" w:val="04A0"/>
+      </w:tblPr>
+      <w:tblGrid>
+        <w:gridCol w:w="4320"/>
+        <w:gridCol w:w="4320"/>
+      </w:tblGrid>
+      <w:tr>
+        <w:tc>
+          <w:tcPr>
+            <w:tcW w:type="dxa" w:w="4320"/>
+            <w:vAlign w:val="center"/>
+          </w:tcPr>
+          <w:p>
+            <w:r>
+              <w:rPr>
+                <w:b/>
+                <w:color w:val="FF5500"/>
+                <w:sz w:val="22"/>
+              </w:rPr>
+              <w:t>Category</w:t>
+            </w:r>
+          </w:p>
+        </w:tc>
+        <w:tc>
+          <w:tcPr>
+            <w:tcW w:type="dxa" w:w="4320"/>
+            <w:vAlign w:val="center"/>
+          </w:tcPr>
+          <w:p>
+            <w:pPr>
+              <w:jc w:val="right"/>
+            </w:pPr>
+            <w:r>
+              <w:rPr>
+                <w:b/>
+                <w:color w:val="FF5500"/>
+                <w:sz w:val="22"/>
+              </w:rPr>
+              <w:t>Rank</w:t>
+            </w:r>
+          </w:p>
+        </w:tc>
+      </w:tr>
+      <w:tr>
+        <w:tc>
+          <w:tcPr>
+            <w:tcW w:type="dxa" w:w="4320"/>
+            <w:shd w:fill="F0F0F0"/>
+          </w:tcPr>
+          <w:p>
+            <w:r>
+              <w:rPr>
+                <w:sz w:val="20"/>
+              </w:rPr>
+              <w:t>Overall</w:t>
+            </w:r>
+          </w:p>
+        </w:tc>
+        <w:tc>
+          <w:tcPr>
+            <w:tcW w:type="dxa" w:w="4320"/>
+            <w:shd w:fill="F0F0F0"/>
+          </w:tcPr>
+          <w:p>
+            <w:pPr>
+              <w:jc w:val="right"/>
+            </w:pPr>
+            <w:r>
+              <w:rPr>
+                <w:sz w:val="20"/>
+              </w:rPr>
+              <w:t>1</w:t>
+            </w:r>
+          </w:p>
+        </w:tc>
+      </w:tr>
+      <w:tr>
+        <w:tc>
+          <w:tcPr>
+            <w:tcW w:type="dxa" w:w="4320"/>
+          </w:tcPr>
+          <w:p>
+            <w:r>
+              <w:rPr>
+                <w:sz w:val="20"/>
+              </w:rPr>
+              <w:t>Capital &amp; Bridge Disbursements</w:t>
+            </w:r>
+          </w:p>
+        </w:tc>
+        <w:tc>
+          <w:tcPr>
+            <w:tcW w:type="dxa" w:w="4320"/>
+          </w:tcPr>
+          <w:p>
+            <w:pPr>
+              <w:jc w:val="right"/>
+            </w:pPr>
+            <w:r>
+              <w:rPr>
+                <w:sz w:val="20"/>
+              </w:rPr>
+              <w:t>2</w:t>
+            </w:r>
+          </w:p>
+        </w:tc>
+      </w:tr>
+      <w:tr>
+        <w:tc>
+          <w:tcPr>
+            <w:tcW w:type="dxa" w:w="4320"/>
+            <w:shd w:fill="F0F0F0"/>
+          </w:tcPr>
+          <w:p>
+            <w:r>
+              <w:rPr>
+                <w:sz w:val="20"/>
+              </w:rPr>
+              <w:t>Maintenance Disbursements</w:t>
+            </w:r>
+          </w:p>
+        </w:tc>
+        <w:tc>
+          <w:tcPr>
+            <w:tcW w:type="dxa" w:w="4320"/>
+            <w:shd w:fill="F0F0F0"/>
+          </w:tcPr>
+          <w:p>
+            <w:pPr>
+              <w:jc w:val="right"/>
+            </w:pPr>
+            <w:r>
+              <w:rPr>
+                <w:sz w:val="20"/>
+              </w:rPr>
+              <w:t>26</w:t>
+            </w:r>
+          </w:p>
+        </w:tc>
+      </w:tr>
+      <w:tr>
+        <w:tc>
+          <w:tcPr>
+            <w:tcW w:type="dxa" w:w="4320"/>
+          </w:tcPr>
+          <w:p>
+            <w:r>
+              <w:rPr>
+                <w:sz w:val="20"/>
+              </w:rPr>
+              <w:t>Administrative Disbursements</w:t>
+            </w:r>
+          </w:p>
+        </w:tc>
+        <w:tc>
+          <w:tcPr>
+            <w:tcW w:type="dxa" w:w="4320"/>
+          </w:tcPr>
+          <w:p>
+            <w:pPr>
+              <w:jc w:val="right"/>
+            </w:pPr>
+            <w:r>
+              <w:rPr>
+                <w:sz w:val="20"/>
+              </w:rPr>
+              <w:t>10</w:t>
+            </w:r>
+          </w:p>
+        </w:tc>
+      </w:tr>
+      <w:tr>
+        <w:tc>
+          <w:tcPr>
+            <w:tcW w:type="dxa" w:w="4320"/>
+            <w:shd w:fill="F0F0F0"/>
+          </w:tcPr>
+          <w:p>
+            <w:r>
+              <w:rPr>
+                <w:sz w:val="20"/>
+              </w:rPr>
+              <w:t>Other Disbursements</w:t>
+            </w:r>
+          </w:p>
+        </w:tc>
+        <w:tc>
+          <w:tcPr>
+            <w:tcW w:type="dxa" w:w="4320"/>
+            <w:shd w:fill="F0F0F0"/>
+          </w:tcPr>
+          <w:p>
+            <w:pPr>
+              <w:jc w:val="right"/>
+            </w:pPr>
+            <w:r>
+              <w:rPr>
+                <w:sz w:val="20"/>
+              </w:rPr>
+              <w:t>4</w:t>
+            </w:r>
+          </w:p>
+        </w:tc>
+      </w:tr>
+      <w:tr>
+        <w:tc>
+          <w:tcPr>
+            <w:tcW w:type="dxa" w:w="4320"/>
+          </w:tcPr>
+          <w:p>
+            <w:r>
+              <w:rPr>
+                <w:sz w:val="20"/>
+              </w:rPr>
+              <w:t>Rural Interstate Pavement Condition</w:t>
+            </w:r>
+          </w:p>
+        </w:tc>
+        <w:tc>
+          <w:tcPr>
+            <w:tcW w:type="dxa" w:w="4320"/>
+          </w:tcPr>
+          <w:p>
+            <w:pPr>
+              <w:jc w:val="right"/>
+            </w:pPr>
+            <w:r>
+              <w:rPr>
+                <w:sz w:val="20"/>
+              </w:rPr>
+              <w:t>11</w:t>
+            </w:r>
+          </w:p>
+        </w:tc>
+      </w:tr>
+      <w:tr>
+        <w:tc>
+          <w:tcPr>
+            <w:tcW w:type="dxa" w:w="4320"/>
+            <w:shd w:fill="F0F0F0"/>
+          </w:tcPr>
+          <w:p>
+            <w:r>
+              <w:rPr>
+                <w:sz w:val="20"/>
+              </w:rPr>
+              <w:t>Rural Other Principal Arterial Pavement Condition</w:t>
+            </w:r>
+          </w:p>
+        </w:tc>
+        <w:tc>
+          <w:tcPr>
+            <w:tcW w:type="dxa" w:w="4320"/>
+            <w:shd w:fill="F0F0F0"/>
+          </w:tcPr>
+          <w:p>
+            <w:pPr>
+              <w:jc w:val="right"/>
+            </w:pPr>
+            <w:r>
+              <w:rPr>
+                <w:sz w:val="20"/>
+              </w:rPr>
+              <w:t>11</w:t>
+            </w:r>
+          </w:p>
+        </w:tc>
+      </w:tr>
+      <w:tr>
+        <w:tc>
+          <w:tcPr>
+            <w:tcW w:type="dxa" w:w="4320"/>
+          </w:tcPr>
+          <w:p>
+            <w:r>
+              <w:rPr>
+                <w:sz w:val="20"/>
+              </w:rPr>
+              <w:t>Urban Interstate Pavement Condition</w:t>
+            </w:r>
+          </w:p>
+        </w:tc>
+        <w:tc>
+          <w:tcPr>
+            <w:tcW w:type="dxa" w:w="4320"/>
+          </w:tcPr>
+          <w:p>
+            <w:pPr>
+              <w:jc w:val="right"/>
+            </w:pPr>
+            <w:r>
+              <w:rPr>
+                <w:sz w:val="20"/>
+              </w:rPr>
+              <w:t>21</w:t>
+            </w:r>
+          </w:p>
+        </w:tc>
+      </w:tr>
+      <w:tr>
+        <w:tc>
+          <w:tcPr>
+            <w:tcW w:type="dxa" w:w="4320"/>
+            <w:shd w:fill="F0F0F0"/>
+          </w:tcPr>
+          <w:p>
+            <w:r>
+              <w:rPr>
+                <w:sz w:val="20"/>
+              </w:rPr>
+              <w:t>Urban Other Principal Arterial Pavement Condition</w:t>
+            </w:r>
+          </w:p>
+        </w:tc>
+        <w:tc>
+          <w:tcPr>
+            <w:tcW w:type="dxa" w:w="4320"/>
+            <w:shd w:fill="F0F0F0"/>
+          </w:tcPr>
+          <w:p>
+            <w:pPr>
+              <w:jc w:val="right"/>
+            </w:pPr>
+            <w:r>
+              <w:rPr>
+                <w:sz w:val="20"/>
+              </w:rPr>
+              <w:t>15</w:t>
+            </w:r>
+          </w:p>
+        </w:tc>
+      </w:tr>
+      <w:tr>
+        <w:tc>
+          <w:tcPr>
+            <w:tcW w:type="dxa" w:w="4320"/>
+          </w:tcPr>
+          <w:p>
+            <w:r>
+              <w:rPr>
+                <w:sz w:val="20"/>
+              </w:rPr>
+              <w:t>Urbanized Area Congestion</w:t>
+            </w:r>
+          </w:p>
+        </w:tc>
+        <w:tc>
+          <w:tcPr>
+            <w:tcW w:type="dxa" w:w="4320"/>
+          </w:tcPr>
+          <w:p>
+            <w:pPr>
+              <w:jc w:val="right"/>
+            </w:pPr>
+            <w:r>
+              <w:rPr>
+                <w:sz w:val="20"/>
+              </w:rPr>
+              <w:t>38</w:t>
+            </w:r>
+          </w:p>
+        </w:tc>
+      </w:tr>
+      <w:tr>
+        <w:tc>
+          <w:tcPr>
+            <w:tcW w:type="dxa" w:w="4320"/>
+            <w:shd w:fill="F0F0F0"/>
+          </w:tcPr>
+          <w:p>
+            <w:r>
+              <w:rPr>
+                <w:sz w:val="20"/>
+              </w:rPr>
+              <w:t>Structurally Deficient Bridges</w:t>
+            </w:r>
+          </w:p>
+        </w:tc>
+        <w:tc>
+          <w:tcPr>
+            <w:tcW w:type="dxa" w:w="4320"/>
+            <w:shd w:fill="F0F0F0"/>
+          </w:tcPr>
+          <w:p>
+            <w:pPr>
+              <w:jc w:val="right"/>
+            </w:pPr>
+            <w:r>
+              <w:rPr>
+                <w:sz w:val="20"/>
+              </w:rPr>
+              <w:t>10</w:t>
+            </w:r>
+          </w:p>
+        </w:tc>
+      </w:tr>
+      <w:tr>
+        <w:tc>
+          <w:tcPr>
+            <w:tcW w:type="dxa" w:w="4320"/>
+          </w:tcPr>
+          <w:p>
+            <w:r>
+              <w:rPr>
+                <w:sz w:val="20"/>
+              </w:rPr>
+              <w:t>Rural Fatality Rate</w:t>
+            </w:r>
+          </w:p>
+        </w:tc>
+        <w:tc>
+          <w:tcPr>
+            <w:tcW w:type="dxa" w:w="4320"/>
+          </w:tcPr>
+          <w:p>
+            <w:pPr>
+              <w:jc w:val="right"/>
+            </w:pPr>
+            <w:r>
+              <w:rPr>
+                <w:sz w:val="20"/>
+              </w:rPr>
+              <w:t>29</w:t>
+            </w:r>
+          </w:p>
+        </w:tc>
+      </w:tr>
+      <w:tr>
+        <w:tc>
+          <w:tcPr>
+            <w:tcW w:type="dxa" w:w="4320"/>
+            <w:shd w:fill="F0F0F0"/>
+          </w:tcPr>
+          <w:p>
+            <w:r>
+              <w:rPr>
+                <w:sz w:val="20"/>
+              </w:rPr>
+              <w:t>Urban Fatality Rate</w:t>
+            </w:r>
+          </w:p>
+        </w:tc>
+        <w:tc>
+          <w:tcPr>
+            <w:tcW w:type="dxa" w:w="4320"/>
+            <w:shd w:fill="F0F0F0"/>
+          </w:tcPr>
+          <w:p>
+            <w:pPr>
+              <w:jc w:val="right"/>
+            </w:pPr>
+            <w:r>
+              <w:rPr>
+                <w:sz w:val="20"/>
+              </w:rPr>
+              <w:t>6</w:t>
+            </w:r>
+          </w:p>
+        </w:tc>
+      </w:tr>
+      <w:tr>
+        <w:tc>
+          <w:tcPr>
+            <w:tcW w:type="dxa" w:w="4320"/>
+          </w:tcPr>
+          <w:p>
+            <w:r>
+              <w:rPr>
+                <w:sz w:val="20"/>
+              </w:rPr>
+              <w:t>Other Fatality Rate</w:t>
+            </w:r>
+          </w:p>
+        </w:tc>
+        <w:tc>
+          <w:tcPr>
+            <w:tcW w:type="dxa" w:w="4320"/>
+          </w:tcPr>
+          <w:p>
+            <w:pPr>
+              <w:jc w:val="right"/>
+            </w:pPr>
+            <w:r>
+              <w:rPr>
+                <w:sz w:val="20"/>
+              </w:rPr>
+              <w:t>26</w:t>
+            </w:r>
+          </w:p>
+        </w:tc>
+      </w:tr>
+    </w:tbl>
+    <w:p>
+      <w:r>
+        <w:br/>
+        <w:t>Reason Foundation’s 29th Annual Highway Report measures the condition and cost- effectiveness of state-controlled highways in 13 categories, including pavement and bridge conditions, traffic fatalities, and spending. In the performance categories, ranking first implies the state has the best or lowest fatality rate and its road pavement is in the best condition. A ranking of 50th in performance categories means the state has the worst fatality rates or pavement conditions. In simplified terms, in the cost-effectiveness categories, a rank of 50 means the state spends more money, and a first-place ranking means the state spends less money than other states in that category.</w:t>
       </w:r>
     </w:p>
     <w:p>

--- a/state-vignettes/virginia_highway_report.docx
+++ b/state-vignettes/virginia_highway_report.docx
@@ -10,12 +10,12 @@
         <w:rPr>
           <w:color w:val="FF5500"/>
         </w:rPr>
-        <w:t>Virginia Ranks 1st in the Nation in Highway Performance and Cost-Effectiveness</w:t>
+        <w:t>Virginia Ranks 8th in the Nation in Highway Performance and Cost-Effectiveness</w:t>
       </w:r>
     </w:p>
     <w:p>
       <w:r>
-        <w:t>Virginia’s highway system ranks 1st in the nation in overall cost-effectiveness and condition.</w:t>
+        <w:t>Virginia’s highway system ranks 8th in the nation in overall cost-effectiveness and condition.</w:t>
       </w:r>
     </w:p>
     <w:p>
@@ -25,42 +25,42 @@
     </w:p>
     <w:p>
       <w:r>
-        <w:t>In safety and condition categories, Virginia’s highways rank 21st in urban Interstate pavement condition, 11th in rural Interstate pavement condition, 15th in urban arterial pavement condition, 11th in rural arterial pavement condition, 10th in structurally deficient bridges, 6th in urban fatality rate, and 29th in rural fatality rate.</w:t>
+        <w:t>In safety and condition categories, Virginia’s highways rank 30th in urban Interstate pavement condition, 21st in rural Interstate pavement condition, 16th in urban arterial pavement condition, 17th in rural arterial pavement condition, 10th in structurally deficient bridges, 12th in urban fatality rate, and 34th in rural fatality rate.</w:t>
       </w:r>
     </w:p>
     <w:p>
       <w:r>
-        <w:t>Virginia ranks 38th out of the 50 states in traffic congestion, and its drivers spend 32.82 hours a year stuck in traffic congestion.</w:t>
+        <w:t>Virginia ranks 39th out of the 50 states in traffic congestion, and its drivers spend 33.13 hours a year stuck in traffic congestion.</w:t>
       </w:r>
     </w:p>
     <w:p>
       <w:r>
-        <w:t>In spending and cost-effectiveness, Virginia ranks 2nd in capital and bridge disbursements, which are the costs of building new roads and bridges and widening existing ones. Virginia ranks 26th in maintenance spending, such as the costs of repaving roads and filling in potholes. Virginia’s administrative disbursements, including office spending that doesn’t make its way to roads, rank 10th nationwide.</w:t>
+        <w:t>In spending and cost-effectiveness, Virginia ranks 2nd in capital and bridge disbursements, which are the costs of building new roads and bridges and widening existing ones. Virginia ranks 29th in maintenance spending, such as the costs of repaving roads and filling in potholes. Virginia’s administrative disbursements, including office spending that doesn’t make its way to roads, rank 11th nationwide.</w:t>
       </w:r>
     </w:p>
     <w:p>
       <w:r>
-        <w:t>Compared to last year, Virginia has the following notable changes in rankings: Other Fatality Rate worsened by 10 points, from 16 to 26; Rural Fatality Rate improved by 6 points, from 35 to 29; Urban Fatality Rate improved by 17 points, from 23 to 6; Urban Interstate Pavement Condition improved by 5 points, from 26 to 21.</w:t>
+        <w:t>Compared to last year, Virginia has the following notable changes in rankings: Overall worsened by 7 points, from 1 to 8; Other Disbursements worsened by 10 points, from 4 to 14; Rural Interstate Pavement Condition worsened by 10.0 points, from 11 to 21; Urban Interstate Pavement Condition worsened by 9 points, from 21 to 30; Rural Other Principal Arterial Pavement Condition worsened by 6 points, from 11 to 17; Rural Fatality Rate worsened by 5 points, from 29 to 34; Urban Fatality Rate worsened by 6 points, from 6 to 12.</w:t>
       </w:r>
     </w:p>
     <w:p>
       <w:r>
-        <w:t>Compared to neighboring and nearby states, Virginia’s overall highway performance is better than Tennessee (12th), North Carolina (4th), West Virginia (30th), Maryland (34th), and Kentucky (15th).</w:t>
+        <w:t>Compared to neighboring and nearby states, Virginia’s overall highway performance is better than Tennessee (16th), West Virginia (32nd), Maryland (36th), and Kentucky (11th); worse than North Carolina (6th).</w:t>
       </w:r>
     </w:p>
     <w:p>
       <w:r>
-        <w:t>Comparing its overall performance to similarly populated states, Virginia ranks better than New Jersey (40th) and Washington (48th).</w:t>
+        <w:t>Comparing its overall performance to similarly populated states, Virginia ranks better than New Jersey (41st) and Washington (49th).</w:t>
       </w:r>
     </w:p>
     <w:p>
       <w:r>
-        <w:t>Virginia’s highway system ranks 1st out of 50 states overall this year, compared to 4th last year.</w:t>
+        <w:t>Virginia’s highway system ranks 8th out of 50 states overall this year, compared to 1st last year.</w:t>
       </w:r>
     </w:p>
     <w:p>
       <w:r>
-        <w:t>“Virginia should focus on reducing Urbanized Area Congestion and Rural Fatality Rate, its two weakest metrics,” said Baruch Feigenbaum, lead author of the 28th Annual Highway Report and senior managing director of transportation policy at Reason Foundation.</w:t>
+        <w:t>“Virginia should focus on reducing Urbanized Area Congestion and Rural Fatality Rate, its two weakest metrics,” said Baruch Feigenbaum, lead author of the 30th Annual Highway Report and senior managing director of transportation policy at Reason Foundation.</w:t>
       </w:r>
     </w:p>
     <w:p>
@@ -70,7 +70,7 @@
           <w:color w:val="FF5500"/>
           <w:sz w:val="28"/>
         </w:rPr>
-        <w:t>VIRGINIA’S RANKINGS IN THE 29TH ANNUAL HIGHWAY REPORT</w:t>
+        <w:t>VIRGINIA’S RANKINGS IN THE 30TH ANNUAL HIGHWAY REPORT</w:t>
       </w:r>
     </w:p>
     <w:tbl>
@@ -148,7 +148,7 @@
               <w:rPr>
                 <w:sz w:val="20"/>
               </w:rPr>
-              <w:t>1</w:t>
+              <w:t>8</w:t>
             </w:r>
           </w:p>
         </w:tc>
@@ -212,7 +212,7 @@
               <w:rPr>
                 <w:sz w:val="20"/>
               </w:rPr>
-              <w:t>26</w:t>
+              <w:t>29</w:t>
             </w:r>
           </w:p>
         </w:tc>
@@ -243,7 +243,7 @@
               <w:rPr>
                 <w:sz w:val="20"/>
               </w:rPr>
-              <w:t>10</w:t>
+              <w:t>11</w:t>
             </w:r>
           </w:p>
         </w:tc>
@@ -276,7 +276,7 @@
               <w:rPr>
                 <w:sz w:val="20"/>
               </w:rPr>
-              <w:t>4</w:t>
+              <w:t>14</w:t>
             </w:r>
           </w:p>
         </w:tc>
@@ -307,7 +307,7 @@
               <w:rPr>
                 <w:sz w:val="20"/>
               </w:rPr>
-              <w:t>11</w:t>
+              <w:t>21</w:t>
             </w:r>
           </w:p>
         </w:tc>
@@ -340,7 +340,7 @@
               <w:rPr>
                 <w:sz w:val="20"/>
               </w:rPr>
-              <w:t>11</w:t>
+              <w:t>17</w:t>
             </w:r>
           </w:p>
         </w:tc>
@@ -371,7 +371,7 @@
               <w:rPr>
                 <w:sz w:val="20"/>
               </w:rPr>
-              <w:t>21</w:t>
+              <w:t>30</w:t>
             </w:r>
           </w:p>
         </w:tc>
@@ -404,7 +404,7 @@
               <w:rPr>
                 <w:sz w:val="20"/>
               </w:rPr>
-              <w:t>15</w:t>
+              <w:t>16</w:t>
             </w:r>
           </w:p>
         </w:tc>
@@ -435,7 +435,7 @@
               <w:rPr>
                 <w:sz w:val="20"/>
               </w:rPr>
-              <w:t>38</w:t>
+              <w:t>39</w:t>
             </w:r>
           </w:p>
         </w:tc>
@@ -499,7 +499,7 @@
               <w:rPr>
                 <w:sz w:val="20"/>
               </w:rPr>
-              <w:t>29</w:t>
+              <w:t>34</w:t>
             </w:r>
           </w:p>
         </w:tc>
@@ -532,7 +532,7 @@
               <w:rPr>
                 <w:sz w:val="20"/>
               </w:rPr>
-              <w:t>6</w:t>
+              <w:t>12</w:t>
             </w:r>
           </w:p>
         </w:tc>
@@ -563,7 +563,7 @@
               <w:rPr>
                 <w:sz w:val="20"/>
               </w:rPr>
-              <w:t>26</w:t>
+              <w:t>25</w:t>
             </w:r>
           </w:p>
         </w:tc>
@@ -572,12 +572,12 @@
     <w:p>
       <w:r>
         <w:br/>
-        <w:t>Reason Foundation’s 29th Annual Highway Report measures the condition and cost- effectiveness of state-controlled highways in 13 categories, including pavement and bridge conditions, traffic fatalities, and spending. In the performance categories, ranking first implies the state has the best or lowest fatality rate and its road pavement is in the best condition. A ranking of 50th in performance categories means the state has the worst fatality rates or pavement conditions. In simplified terms, in the cost-effectiveness categories, a rank of 50 means the state spends more money, and a first-place ranking means the state spends less money than other states in that category.</w:t>
+        <w:t>Reason Foundation’s 30th Annual Highway Report measures the condition and cost-effectiveness of state-controlled highways in 13 categories, including pavement and bridge conditions, traffic fatalities, and spending. In the performance categories, ranking first implies the state has the best or lowest fatality rate and its road pavement is in the best condition. A ranking of 50th in performance categories means the state has the worst fatality rates or pavement conditions. In simplified terms, in the cost-effectiveness categories, a rank of 50 means the state spends more money, and a first-place ranking means the state spends less money than other states in that category.</w:t>
       </w:r>
     </w:p>
     <w:p>
       <w:r>
-        <w:t>The report’s data are primarily information each state directly reported to the Federal Highway Administration for 2023. Better Roads and Bridges provides the deficient bridge data, and INRIX.com provides the traffic congestion data.</w:t>
+        <w:t>The report’s data are primarily information each state directly reported to the Federal Highway Administration for 2024. Better Roads and Bridges provides the deficient bridge data, and INRIX.com provides the traffic congestion data.</w:t>
       </w:r>
     </w:p>
     <w:sectPr>
